--- a/app/assets/templates/AVISO DE SINIESTRO POR MUERTE.docx
+++ b/app/assets/templates/AVISO DE SINIESTRO POR MUERTE.docx
@@ -958,7 +958,7 @@
               <w:rPr>
                 <w:rFonts w:ascii="Bookman Old Style" w:hAnsi="Bookman Old Style"/>
               </w:rPr>
-              <w:t>ciudad_propietario</w:t>
+              <w:t>ciudad_expedicion</w:t>
             </w:r>
             <w:proofErr w:type="spellEnd"/>
             <w:r>
@@ -1791,7 +1791,7 @@
         <w:rPr>
           <w:sz w:val="20"/>
         </w:rPr>
-        <w:t>relato_accidente</w:t>
+        <w:t>relato_hechos</w:t>
       </w:r>
       <w:proofErr w:type="spellEnd"/>
       <w:r>
@@ -2139,14 +2139,6 @@
       <w:r>
         <w:br w:type="page"/>
       </w:r>
-    </w:p>
-    <w:p>
-      <w:pPr>
-        <w:ind w:left="360"/>
-        <w:rPr>
-          <w:b/>
-        </w:rPr>
-      </w:pPr>
     </w:p>
     <w:sectPr>
       <w:headerReference w:type="default" r:id="rId8"/>
